--- a/ExorcismProtocolHighLevelDesign.docx
+++ b/ExorcismProtocolHighLevelDesign.docx
@@ -52,6 +52,374 @@
         <w:tblLook w:val="0420" w:firstRow="1" w:lastRow="0" w:firstColumn="0" w:lastColumn="0" w:noHBand="0" w:noVBand="1"/>
       </w:tblPr>
       <w:tblGrid>
+        <w:gridCol w:w="1476"/>
+        <w:gridCol w:w="2758"/>
+        <w:gridCol w:w="3222"/>
+        <w:gridCol w:w="1904"/>
+      </w:tblGrid>
+      <w:tr>
+        <w:trPr>
+          <w:tblHeader/>
+        </w:trPr>
+        <w:tc>
+          <w:tcPr>
+            <w:tcW w:w="1476" w:type="dxa"/>
+            <w:shd w:val="clear" w:color="auto" w:fill="F2F2F2"/>
+          </w:tcPr>
+          <w:p>
+            <w:r>
+              <w:t>Agent</w:t>
+            </w:r>
+          </w:p>
+        </w:tc>
+        <w:tc>
+          <w:tcPr>
+            <w:tcW w:w="2758" w:type="dxa"/>
+            <w:shd w:val="clear" w:color="auto" w:fill="F2F2F2"/>
+          </w:tcPr>
+          <w:p>
+            <w:r>
+              <w:t>Can see</w:t>
+            </w:r>
+          </w:p>
+        </w:tc>
+        <w:tc>
+          <w:tcPr>
+            <w:tcW w:w="3222" w:type="dxa"/>
+            <w:shd w:val="clear" w:color="auto" w:fill="F2F2F2"/>
+          </w:tcPr>
+          <w:p>
+            <w:r>
+              <w:t>Can do</w:t>
+            </w:r>
+          </w:p>
+        </w:tc>
+        <w:tc>
+          <w:tcPr>
+            <w:tcW w:w="1904" w:type="dxa"/>
+            <w:shd w:val="clear" w:color="auto" w:fill="F2F2F2"/>
+          </w:tcPr>
+          <w:p>
+            <w:r>
+              <w:t>Model</w:t>
+            </w:r>
+          </w:p>
+        </w:tc>
+      </w:tr>
+      <w:tr>
+        <w:tc>
+          <w:tcPr>
+            <w:tcW w:w="1476" w:type="dxa"/>
+          </w:tcPr>
+          <w:p>
+            <w:r>
+              <w:t>Sentinel East</w:t>
+            </w:r>
+          </w:p>
+        </w:tc>
+        <w:tc>
+          <w:tcPr>
+            <w:tcW w:w="2758" w:type="dxa"/>
+          </w:tcPr>
+          <w:p>
+            <w:r>
+              <w:t>Raw sensors in East rooms only</w:t>
+            </w:r>
+          </w:p>
+        </w:tc>
+        <w:tc>
+          <w:tcPr>
+            <w:tcW w:w="3222" w:type="dxa"/>
+          </w:tcPr>
+          <w:p>
+            <w:r>
+              <w:t>Publish a sighting with confidence</w:t>
+            </w:r>
+          </w:p>
+        </w:tc>
+        <w:tc>
+          <w:tcPr>
+            <w:tcW w:w="1904" w:type="dxa"/>
+          </w:tcPr>
+          <w:p>
+            <w:r>
+              <w:t>Fast (Parasail)</w:t>
+            </w:r>
+          </w:p>
+        </w:tc>
+      </w:tr>
+      <w:tr>
+        <w:tc>
+          <w:tcPr>
+            <w:tcW w:w="1476" w:type="dxa"/>
+          </w:tcPr>
+          <w:p>
+            <w:r>
+              <w:t>Sentinel West</w:t>
+            </w:r>
+          </w:p>
+        </w:tc>
+        <w:tc>
+          <w:tcPr>
+            <w:tcW w:w="2758" w:type="dxa"/>
+          </w:tcPr>
+          <w:p>
+            <w:r>
+              <w:t>Raw sensors in West rooms only</w:t>
+            </w:r>
+          </w:p>
+        </w:tc>
+        <w:tc>
+          <w:tcPr>
+            <w:tcW w:w="3222" w:type="dxa"/>
+          </w:tcPr>
+          <w:p>
+            <w:r>
+              <w:t>Publish a sighting with confidence</w:t>
+            </w:r>
+          </w:p>
+        </w:tc>
+        <w:tc>
+          <w:tcPr>
+            <w:tcW w:w="1904" w:type="dxa"/>
+          </w:tcPr>
+          <w:p>
+            <w:r>
+              <w:t>Fast (Parasail)</w:t>
+            </w:r>
+          </w:p>
+        </w:tc>
+      </w:tr>
+      <w:tr>
+        <w:tc>
+          <w:tcPr>
+            <w:tcW w:w="1476" w:type="dxa"/>
+          </w:tcPr>
+          <w:p>
+            <w:r>
+              <w:t>Investigator</w:t>
+            </w:r>
+          </w:p>
+        </w:tc>
+        <w:tc>
+          <w:tcPr>
+            <w:tcW w:w="2758" w:type="dxa"/>
+          </w:tcPr>
+          <w:p>
+            <w:r>
+              <w:t>Sightings, plus rooms it has inspected</w:t>
+            </w:r>
+          </w:p>
+        </w:tc>
+        <w:tc>
+          <w:tcPr>
+            <w:tcW w:w="3222" w:type="dxa"/>
+          </w:tcPr>
+          <w:p>
+            <w:r>
+              <w:t>Inspect a room (2 ticks), confirm or dismiss</w:t>
+            </w:r>
+          </w:p>
+        </w:tc>
+        <w:tc>
+          <w:tcPr>
+            <w:tcW w:w="1904" w:type="dxa"/>
+          </w:tcPr>
+          <w:p>
+            <w:r>
+              <w:t>Fast (Parasail)</w:t>
+            </w:r>
+          </w:p>
+        </w:tc>
+      </w:tr>
+      <w:tr>
+        <w:tc>
+          <w:tcPr>
+            <w:tcW w:w="1476" w:type="dxa"/>
+          </w:tcPr>
+          <w:p/>
+        </w:tc>
+        <w:tc>
+          <w:tcPr>
+            <w:tcW w:w="2758" w:type="dxa"/>
+          </w:tcPr>
+          <w:p>
+            <w:r>
+              <w:t>Confirmed anomaly types only</w:t>
+            </w:r>
+          </w:p>
+        </w:tc>
+        <w:tc>
+          <w:tcPr>
+            <w:tcW w:w="3222" w:type="dxa"/>
+          </w:tcPr>
+          <w:p>
+            <w:r>
+              <w:t>Find a containment playbook via You.com, cached</w:t>
+            </w:r>
+          </w:p>
+        </w:tc>
+        <w:tc>
+          <w:tcPr>
+            <w:tcW w:w="1904" w:type="dxa"/>
+          </w:tcPr>
+          <w:p>
+            <w:r>
+              <w:t>Fast + You.com</w:t>
+            </w:r>
+          </w:p>
+        </w:tc>
+      </w:tr>
+      <w:tr>
+        <w:tc>
+          <w:tcPr>
+            <w:tcW w:w="1476" w:type="dxa"/>
+          </w:tcPr>
+          <w:p>
+            <w:r>
+              <w:t>Commander</w:t>
+            </w:r>
+          </w:p>
+        </w:tc>
+        <w:tc>
+          <w:tcPr>
+            <w:tcW w:w="2758" w:type="dxa"/>
+          </w:tcPr>
+          <w:p>
+            <w:r>
+              <w:t>Confirmed threats and playbooks</w:t>
+            </w:r>
+          </w:p>
+        </w:tc>
+        <w:tc>
+          <w:tcPr>
+            <w:tcW w:w="3222" w:type="dxa"/>
+          </w:tcPr>
+          <w:p>
+            <w:r>
+              <w:t>Propose sealing a door or deploying one of 3 teams</w:t>
+            </w:r>
+          </w:p>
+        </w:tc>
+        <w:tc>
+          <w:tcPr>
+            <w:tcW w:w="1904" w:type="dxa"/>
+          </w:tcPr>
+          <w:p>
+            <w:r>
+              <w:t>Strong</w:t>
+            </w:r>
+          </w:p>
+        </w:tc>
+      </w:tr>
+      <w:tr>
+        <w:tc>
+          <w:tcPr>
+            <w:tcW w:w="1476" w:type="dxa"/>
+          </w:tcPr>
+          <w:p>
+            <w:r>
+              <w:t>Evacuation coordinator</w:t>
+            </w:r>
+          </w:p>
+        </w:tc>
+        <w:tc>
+          <w:tcPr>
+            <w:tcW w:w="2758" w:type="dxa"/>
+          </w:tcPr>
+          <w:p>
+            <w:r>
+              <w:t>Civilian locations and door states</w:t>
+            </w:r>
+          </w:p>
+        </w:tc>
+        <w:tc>
+          <w:tcPr>
+            <w:tcW w:w="3222" w:type="dxa"/>
+          </w:tcPr>
+          <w:p>
+            <w:r>
+              <w:t>Propose evacuation routes</w:t>
+            </w:r>
+          </w:p>
+        </w:tc>
+        <w:tc>
+          <w:tcPr>
+            <w:tcW w:w="1904" w:type="dxa"/>
+          </w:tcPr>
+          <w:p>
+            <w:r>
+              <w:t>Fast (Parasail)</w:t>
+            </w:r>
+          </w:p>
+        </w:tc>
+      </w:tr>
+      <w:tr>
+        <w:tc>
+          <w:tcPr>
+            <w:tcW w:w="1476" w:type="dxa"/>
+          </w:tcPr>
+          <w:p>
+            <w:r>
+              <w:t>Supervisor</w:t>
+            </w:r>
+          </w:p>
+        </w:tc>
+        <w:tc>
+          <w:tcPr>
+            <w:tcW w:w="2758" w:type="dxa"/>
+          </w:tcPr>
+          <w:p>
+            <w:r>
+              <w:t>Proposals and summaries only</w:t>
+            </w:r>
+          </w:p>
+        </w:tc>
+        <w:tc>
+          <w:tcPr>
+            <w:tcW w:w="3222" w:type="dxa"/>
+          </w:tcPr>
+          <w:p>
+            <w:r>
+              <w:t>Approve or reject; resolve conflicts</w:t>
+            </w:r>
+          </w:p>
+        </w:tc>
+        <w:tc>
+          <w:tcPr>
+            <w:tcW w:w="1904" w:type="dxa"/>
+          </w:tcPr>
+          <w:p>
+            <w:r>
+              <w:t>Strong</w:t>
+            </w:r>
+          </w:p>
+        </w:tc>
+      </w:tr>
+    </w:tbl>
+    <w:p/>
+    <w:p>
+      <w:r>
+        <w:rPr>
+          <w:b/>
+        </w:rPr>
+        <w:lastRenderedPageBreak/>
+        <w:t>Bounded contexts:</w:t>
+      </w:r>
+      <w:r>
+        <w:t xml:space="preserve"> each agent's read tool queries the event log through a filter that returns only its allowed event types and zones.</w:t>
+      </w:r>
+    </w:p>
+    <w:p/>
+    <w:p/>
+    <w:tbl>
+      <w:tblPr>
+        <w:tblStyle w:val="TableGrid"/>
+        <w:tblW w:w="0" w:type="auto"/>
+        <w:tblLayout w:type="fixed"/>
+        <w:tblLook w:val="0420" w:firstRow="1" w:lastRow="0" w:firstColumn="0" w:lastColumn="0" w:noHBand="0" w:noVBand="1"/>
+      </w:tblPr>
+      <w:tblGrid>
         <w:gridCol w:w="3982"/>
         <w:gridCol w:w="5377"/>
       </w:tblGrid>
@@ -99,15 +467,7 @@
           </w:tcPr>
           <w:p>
             <w:r>
-              <w:t xml:space="preserve">Lore </w:t>
-            </w:r>
-            <w:proofErr w:type="gramStart"/>
-            <w:r>
-              <w:t>researcher finds</w:t>
-            </w:r>
-            <w:proofErr w:type="gramEnd"/>
-            <w:r>
-              <w:t xml:space="preserve"> containment playbooks for each anomaly type</w:t>
+              <w:t>Lore researcher finds containment playbooks for each anomaly type</w:t>
             </w:r>
           </w:p>
         </w:tc>
@@ -129,15 +489,7 @@
           </w:tcPr>
           <w:p>
             <w:r>
-              <w:t xml:space="preserve">Fast, cheap calls for sentinels, </w:t>
-            </w:r>
-            <w:proofErr w:type="gramStart"/>
-            <w:r>
-              <w:t>investigator</w:t>
-            </w:r>
-            <w:proofErr w:type="gramEnd"/>
-            <w:r>
-              <w:t xml:space="preserve"> and evacuation agents</w:t>
+              <w:t>Fast, cheap calls for sentinels, investigator and evacuation agents</w:t>
             </w:r>
           </w:p>
         </w:tc>
@@ -220,7 +572,6 @@
         <w:pStyle w:val="Heading2"/>
       </w:pPr>
       <w:r>
-        <w:lastRenderedPageBreak/>
         <w:t>Event schema</w:t>
       </w:r>
     </w:p>
@@ -319,15 +670,7 @@
       </w:r>
       <w:r>
         <w:br/>
-        <w:t xml:space="preserve">  "payload": </w:t>
-      </w:r>
-      <w:proofErr w:type="gramStart"/>
-      <w:r>
-        <w:t>{ "</w:t>
-      </w:r>
-      <w:proofErr w:type="gramEnd"/>
-      <w:r>
-        <w:t>signature": "</w:t>
+        <w:t xml:space="preserve">  "payload": { "signature": "</w:t>
       </w:r>
       <w:proofErr w:type="spellStart"/>
       <w:r>
@@ -335,13 +678,8 @@
       </w:r>
       <w:proofErr w:type="spellEnd"/>
       <w:r>
-        <w:t>", "suspected": "phantom</w:t>
-      </w:r>
-      <w:proofErr w:type="gramStart"/>
-      <w:r>
-        <w:t>" }</w:t>
-      </w:r>
-      <w:proofErr w:type="gramEnd"/>
+        <w:t>", "suspected": "phantom" }</w:t>
+      </w:r>
       <w:r>
         <w:br/>
         <w:t>}</w:t>
@@ -370,6 +708,7 @@
           </w:tcPr>
           <w:p>
             <w:r>
+              <w:lastRenderedPageBreak/>
               <w:t>Event type</w:t>
             </w:r>
           </w:p>
@@ -687,6 +1026,49 @@
       </w:tr>
     </w:tbl>
     <w:p/>
+    <w:p/>
+    <w:p>
+      <w:r>
+        <w:rPr>
+          <w:noProof/>
+        </w:rPr>
+        <w:drawing>
+          <wp:inline distT="0" distB="0" distL="0" distR="0" wp14:anchorId="5175E098" wp14:editId="134FA35E">
+            <wp:extent cx="5943600" cy="3014345"/>
+            <wp:effectExtent l="0" t="0" r="0" b="0"/>
+            <wp:docPr id="2058569672" name="Picture 1"/>
+            <wp:cNvGraphicFramePr>
+              <a:graphicFrameLocks xmlns:a="http://schemas.openxmlformats.org/drawingml/2006/main" noChangeAspect="1"/>
+            </wp:cNvGraphicFramePr>
+            <a:graphic xmlns:a="http://schemas.openxmlformats.org/drawingml/2006/main">
+              <a:graphicData uri="http://schemas.openxmlformats.org/drawingml/2006/picture">
+                <pic:pic xmlns:pic="http://schemas.openxmlformats.org/drawingml/2006/picture">
+                  <pic:nvPicPr>
+                    <pic:cNvPr id="2058569672" name=""/>
+                    <pic:cNvPicPr/>
+                  </pic:nvPicPr>
+                  <pic:blipFill>
+                    <a:blip r:embed="rId5"/>
+                    <a:stretch>
+                      <a:fillRect/>
+                    </a:stretch>
+                  </pic:blipFill>
+                  <pic:spPr>
+                    <a:xfrm>
+                      <a:off x="0" y="0"/>
+                      <a:ext cx="5943600" cy="3014345"/>
+                    </a:xfrm>
+                    <a:prstGeom prst="rect">
+                      <a:avLst/>
+                    </a:prstGeom>
+                  </pic:spPr>
+                </pic:pic>
+              </a:graphicData>
+            </a:graphic>
+          </wp:inline>
+        </w:drawing>
+      </w:r>
+    </w:p>
     <w:sectPr>
       <w:pgSz w:w="12240" w:h="15840"/>
       <w:pgMar w:top="1440" w:right="1440" w:bottom="1440" w:left="1440" w:header="720" w:footer="720" w:gutter="0"/>
